--- a/Source Data/CTD/Documents/Prince 5 v SB and GB Research Results.docx
+++ b/Source Data/CTD/Documents/Prince 5 v SB and GB Research Results.docx
@@ -1537,6 +1537,49 @@
       </w:r>
     </w:p>
     <w:p/>
+    <w:p>
+      <w:r>
+        <w:rPr>
+          <w:b/>
+          <w:bCs/>
+        </w:rPr>
+        <w:t xml:space="preserve">One sentence </w:t>
+      </w:r>
+      <w:proofErr w:type="gramStart"/>
+      <w:r>
+        <w:rPr>
+          <w:b/>
+          <w:bCs/>
+        </w:rPr>
+        <w:t>take</w:t>
+      </w:r>
+      <w:proofErr w:type="gramEnd"/>
+      <w:r>
+        <w:rPr>
+          <w:b/>
+          <w:bCs/>
+        </w:rPr>
+        <w:t xml:space="preserve"> away:</w:t>
+      </w:r>
+      <w:r>
+        <w:t xml:space="preserve"> </w:t>
+      </w:r>
+      <w:r>
+        <w:t>Prince</w:t>
+      </w:r>
+      <w:r>
+        <w:noBreakHyphen/>
+        <w:t xml:space="preserve">5 is a strong reference for temperature and salinity across both </w:t>
+      </w:r>
+      <w:proofErr w:type="gramStart"/>
+      <w:r>
+        <w:t>grounds, but</w:t>
+      </w:r>
+      <w:proofErr w:type="gramEnd"/>
+      <w:r>
+        <w:t xml:space="preserve"> does not adequately represent stratification at German Bank.</w:t>
+      </w:r>
+    </w:p>
     <w:p/>
     <w:sectPr>
       <w:pgSz w:w="12240" w:h="15840"/>
